--- a/docx/CODE_GUIDE.docx
+++ b/docx/CODE_GUIDE.docx
@@ -1828,6 +1828,15 @@
           <w:rStyle w:val="VerbatimChar"/>
         </w:rPr>
         <w:t xml:space="preserve">│   ├─ FrameScale (frame_view.py)                шкала кадров с подсветкой диапазона</w:t>
+      </w:r>
+      <w:r>
+        <w:br/>
+      </w:r>
+      <w:r>
+        <w:rPr>
+          <w:rStyle w:val="VerbatimChar"/>
+        </w:rPr>
+        <w:t xml:space="preserve">│   ├─ SavedResults (lib/st1/preview.py)        «Капли и PIV: взять из результатов st1» — виды 3–5 без пересчёта</w:t>
       </w:r>
       <w:r>
         <w:br/>
@@ -2602,6 +2611,18 @@
                 <w:rStyle w:val="VerbatimChar"/>
               </w:rPr>
               <w:t xml:space="preserve">RecordsPage</w:t>
+            </w:r>
+            <w:r>
+              <w:t xml:space="preserve">,</w:t>
+            </w:r>
+            <w:r>
+              <w:t xml:space="preserve"> </w:t>
+            </w:r>
+            <w:r>
+              <w:rPr>
+                <w:rStyle w:val="VerbatimChar"/>
+              </w:rPr>
+              <w:t xml:space="preserve">SavedResults</w:t>
             </w:r>
             <w:r>
               <w:t xml:space="preserve">, tests</w:t>
@@ -10156,6 +10177,18 @@
               </w:rPr>
               <w:t xml:space="preserve">Piv</w:t>
             </w:r>
+            <w:r>
+              <w:t xml:space="preserve">,</w:t>
+            </w:r>
+            <w:r>
+              <w:t xml:space="preserve"> </w:t>
+            </w:r>
+            <w:r>
+              <w:rPr>
+                <w:rStyle w:val="VerbatimChar"/>
+              </w:rPr>
+              <w:t xml:space="preserve">_load_piv</w:t>
+            </w:r>
           </w:p>
         </w:tc>
         <w:tc>
@@ -10617,6 +10650,18 @@
                 <w:rStyle w:val="VerbatimChar"/>
               </w:rPr>
               <w:t xml:space="preserve">filter_piv</w:t>
+            </w:r>
+            <w:r>
+              <w:t xml:space="preserve">,</w:t>
+            </w:r>
+            <w:r>
+              <w:t xml:space="preserve"> </w:t>
+            </w:r>
+            <w:r>
+              <w:rPr>
+                <w:rStyle w:val="VerbatimChar"/>
+              </w:rPr>
+              <w:t xml:space="preserve">_load_piv</w:t>
             </w:r>
           </w:p>
         </w:tc>
@@ -12050,6 +12095,18 @@
               </w:rPr>
               <w:t xml:space="preserve">compute_frame</w:t>
             </w:r>
+            <w:r>
+              <w:t xml:space="preserve">,</w:t>
+            </w:r>
+            <w:r>
+              <w:t xml:space="preserve"> </w:t>
+            </w:r>
+            <w:r>
+              <w:rPr>
+                <w:rStyle w:val="VerbatimChar"/>
+              </w:rPr>
+              <w:t xml:space="preserve">SavedResults.result</w:t>
+            </w:r>
           </w:p>
         </w:tc>
         <w:tc>
@@ -12428,6 +12485,237 @@
             </w:pPr>
             <w:r>
               <w:t xml:space="preserve">st1 для кадра</w:t>
+            </w:r>
+          </w:p>
+        </w:tc>
+      </w:tr>
+      <w:tr>
+        <w:tc>
+          <w:tcPr/>
+          <w:p>
+            <w:pPr>
+              <w:pStyle w:val="Compact"/>
+            </w:pPr>
+            <w:r>
+              <w:rPr>
+                <w:rStyle w:val="VerbatimChar"/>
+              </w:rPr>
+              <w:t xml:space="preserve">_load_piv</w:t>
+            </w:r>
+          </w:p>
+        </w:tc>
+        <w:tc>
+          <w:tcPr/>
+          <w:p>
+            <w:pPr>
+              <w:pStyle w:val="Compact"/>
+            </w:pPr>
+            <w:r>
+              <w:t xml:space="preserve">PIV после фильтрации из PIV_output_filtered_arr.mat по парам кадров</w:t>
+            </w:r>
+          </w:p>
+        </w:tc>
+        <w:tc>
+          <w:tcPr/>
+          <w:p>
+            <w:pPr>
+              <w:pStyle w:val="Compact"/>
+            </w:pPr>
+            <w:r>
+              <w:rPr>
+                <w:rStyle w:val="VerbatimChar"/>
+              </w:rPr>
+              <w:t xml:space="preserve">SavedResults</w:t>
+            </w:r>
+          </w:p>
+        </w:tc>
+        <w:tc>
+          <w:tcPr/>
+          <w:p>
+            <w:pPr>
+              <w:pStyle w:val="Compact"/>
+            </w:pPr>
+            <w:r>
+              <w:rPr>
+                <w:rStyle w:val="VerbatimChar"/>
+              </w:rPr>
+              <w:t xml:space="preserve">PivGrid</w:t>
+            </w:r>
+            <w:r>
+              <w:t xml:space="preserve">,</w:t>
+            </w:r>
+            <w:r>
+              <w:t xml:space="preserve"> </w:t>
+            </w:r>
+            <w:r>
+              <w:rPr>
+                <w:rStyle w:val="VerbatimChar"/>
+              </w:rPr>
+              <w:t xml:space="preserve">PivResult</w:t>
+            </w:r>
+          </w:p>
+        </w:tc>
+        <w:tc>
+          <w:tcPr/>
+          <w:p>
+            <w:pPr>
+              <w:pStyle w:val="Compact"/>
+            </w:pPr>
+            <w:r>
+              <w:t xml:space="preserve">—</w:t>
+            </w:r>
+          </w:p>
+        </w:tc>
+      </w:tr>
+      <w:tr>
+        <w:tc>
+          <w:tcPr/>
+          <w:p>
+            <w:pPr>
+              <w:pStyle w:val="Compact"/>
+            </w:pPr>
+            <w:r>
+              <w:rPr>
+                <w:rStyle w:val="VerbatimChar"/>
+              </w:rPr>
+              <w:t xml:space="preserve">SavedResults</w:t>
+            </w:r>
+          </w:p>
+        </w:tc>
+        <w:tc>
+          <w:tcPr/>
+          <w:p>
+            <w:pPr>
+              <w:pStyle w:val="Compact"/>
+            </w:pPr>
+            <w:r>
+              <w:t xml:space="preserve">готовые результаты st1 записи (капли, PIV) — показ без пересчёта</w:t>
+            </w:r>
+          </w:p>
+        </w:tc>
+        <w:tc>
+          <w:tcPr/>
+          <w:p>
+            <w:pPr>
+              <w:pStyle w:val="Compact"/>
+            </w:pPr>
+            <w:r>
+              <w:rPr>
+                <w:rStyle w:val="VerbatimChar"/>
+              </w:rPr>
+              <w:t xml:space="preserve">RecordsPage._saved_at</w:t>
+            </w:r>
+          </w:p>
+        </w:tc>
+        <w:tc>
+          <w:tcPr/>
+          <w:p>
+            <w:pPr>
+              <w:pStyle w:val="Compact"/>
+            </w:pPr>
+            <w:r>
+              <w:rPr>
+                <w:rStyle w:val="VerbatimChar"/>
+              </w:rPr>
+              <w:t xml:space="preserve">load_particles</w:t>
+            </w:r>
+            <w:r>
+              <w:t xml:space="preserve">,</w:t>
+            </w:r>
+            <w:r>
+              <w:t xml:space="preserve"> </w:t>
+            </w:r>
+            <w:r>
+              <w:rPr>
+                <w:rStyle w:val="VerbatimChar"/>
+              </w:rPr>
+              <w:t xml:space="preserve">_load_piv</w:t>
+            </w:r>
+          </w:p>
+        </w:tc>
+        <w:tc>
+          <w:tcPr/>
+          <w:p>
+            <w:pPr>
+              <w:pStyle w:val="Compact"/>
+            </w:pPr>
+            <w:r>
+              <w:t xml:space="preserve">—</w:t>
+            </w:r>
+          </w:p>
+        </w:tc>
+      </w:tr>
+      <w:tr>
+        <w:tc>
+          <w:tcPr/>
+          <w:p>
+            <w:pPr>
+              <w:pStyle w:val="Compact"/>
+            </w:pPr>
+            <w:r>
+              <w:rPr>
+                <w:rStyle w:val="VerbatimChar"/>
+              </w:rPr>
+              <w:t xml:space="preserve">SavedResults.result</w:t>
+            </w:r>
+          </w:p>
+        </w:tc>
+        <w:tc>
+          <w:tcPr/>
+          <w:p>
+            <w:pPr>
+              <w:pStyle w:val="Compact"/>
+            </w:pPr>
+            <w:r>
+              <w:t xml:space="preserve">кадр диапазона из готовых результатов как</w:t>
+            </w:r>
+            <w:r>
+              <w:t xml:space="preserve"> </w:t>
+            </w:r>
+            <w:r>
+              <w:rPr>
+                <w:rStyle w:val="VerbatimChar"/>
+              </w:rPr>
+              <w:t xml:space="preserve">FrameResult</w:t>
+            </w:r>
+          </w:p>
+        </w:tc>
+        <w:tc>
+          <w:tcPr/>
+          <w:p>
+            <w:pPr>
+              <w:pStyle w:val="Compact"/>
+            </w:pPr>
+            <w:r>
+              <w:rPr>
+                <w:rStyle w:val="VerbatimChar"/>
+              </w:rPr>
+              <w:t xml:space="preserve">RecordsPage._saved_at</w:t>
+            </w:r>
+          </w:p>
+        </w:tc>
+        <w:tc>
+          <w:tcPr/>
+          <w:p>
+            <w:pPr>
+              <w:pStyle w:val="Compact"/>
+            </w:pPr>
+            <w:r>
+              <w:rPr>
+                <w:rStyle w:val="VerbatimChar"/>
+              </w:rPr>
+              <w:t xml:space="preserve">FrameResult</w:t>
+            </w:r>
+          </w:p>
+        </w:tc>
+        <w:tc>
+          <w:tcPr/>
+          <w:p>
+            <w:pPr>
+              <w:pStyle w:val="Compact"/>
+            </w:pPr>
+            <w:r>
+              <w:t xml:space="preserve">—</w:t>
             </w:r>
           </w:p>
         </w:tc>
@@ -15679,6 +15967,45 @@
           <w:rStyle w:val="VerbatimChar"/>
         </w:rPr>
         <w:t xml:space="preserve">apply_parameters</w:t>
+      </w:r>
+      <w:r>
+        <w:t xml:space="preserve">), «Капли и PIV»: считать или из результатов</w:t>
+      </w:r>
+      <w:r>
+        <w:t xml:space="preserve"> </w:t>
+      </w:r>
+      <w:r>
+        <w:t xml:space="preserve">st1 (</w:t>
+      </w:r>
+      <w:r>
+        <w:rPr>
+          <w:rStyle w:val="VerbatimChar"/>
+        </w:rPr>
+        <w:t xml:space="preserve">_source_changed</w:t>
+      </w:r>
+      <w:r>
+        <w:t xml:space="preserve">,</w:t>
+      </w:r>
+      <w:r>
+        <w:t xml:space="preserve"> </w:t>
+      </w:r>
+      <w:r>
+        <w:rPr>
+          <w:rStyle w:val="VerbatimChar"/>
+        </w:rPr>
+        <w:t xml:space="preserve">_computes</w:t>
+      </w:r>
+      <w:r>
+        <w:t xml:space="preserve">,</w:t>
+      </w:r>
+      <w:r>
+        <w:t xml:space="preserve"> </w:t>
+      </w:r>
+      <w:r>
+        <w:rPr>
+          <w:rStyle w:val="VerbatimChar"/>
+        </w:rPr>
+        <w:t xml:space="preserve">_saved_at</w:t>
       </w:r>
       <w:r>
         <w:t xml:space="preserve">), запись таблицы (</w:t>
@@ -20383,7 +20710,7 @@
               <w:t xml:space="preserve">disk</w:t>
             </w:r>
             <w:r>
-              <w:t xml:space="preserve">, медиана, фильтр PIV, полином, пересечение отрезков, единицы, ручные области; таблица для приложения: запись только изменённых ячеек с сохранением форматирования, копия таблицы, автозаполнение, защита от затирания строк, правленных в Excel, и от открытого в Excel файла; файлы настроек: запись только изменённых значений (остальное байт в байт), проверка вида значения, выбор эксперимента в current.py</w:t>
+              <w:t xml:space="preserve">, медиана, фильтр PIV, полином, пересечение отрезков, единицы, ручные области; таблица для приложения: запись только изменённых ячеек с сохранением форматирования, копия таблицы, автозаполнение, защита от затирания строк, правленных в Excel, и от открытого в Excel файла; файлы настроек: запись только изменённых значений (остальное байт в байт), проверка вида значения, файл, изменённый снаружи, не затирается, выбор эксперимента в current.py</w:t>
             </w:r>
           </w:p>
         </w:tc>
@@ -20412,7 +20739,7 @@
               <w:pStyle w:val="Compact"/>
             </w:pPr>
             <w:r>
-              <w:t xml:space="preserve">искусственная съёмка с известными каплями: st1 → st2 → st4 восстанавливают положения, радиусы, скорости; окно просмотра (виды, слайдшоу) и совпадение его расчёта с st1; приложение без экрана: записи, виды 1–5, слайдшоу, подсказка rim, «начало / конец = этот кадр», центр затравки, сохранение таблицы; панель «Настройки»: правка порога пересчитывает кадр, ползунок, ошибка ввода, сохранение в файл, «вернуть как в файлах»; «Запуск»: st1 → st2 → st4 в фоновом процессе дают те же файлы, что скрипты main/, ход работы в окне, «Остановить»; ошибка записи останавливает её цепочку; «Результаты»: траектории, области</w:t>
+              <w:t xml:space="preserve">искусственная съёмка с известными каплями: st1 → st2 → st4 восстанавливают положения, радиусы, скорости; окно просмотра (виды, слайдшоу) и совпадение его расчёта с st1; приложение без экрана: записи, виды 1–5, слайдшоу, подсказка rim, «начало / конец = этот кадр», центр затравки, сохранение таблицы, капли и PIV из результатов st1 без пересчёта; панель «Настройки»: правка порога пересчитывает кадр, ползунок, ошибка ввода, сохранение в файл, «вернуть как в файлах»; «Запуск»: st1 → st2 → st4 в фоновом процессе дают те же файлы, что скрипты main/, ход работы в окне, «Остановить»; ошибка записи останавливает её цепочку; «Результаты»: траектории, области</w:t>
             </w:r>
           </w:p>
         </w:tc>

--- a/docx/CODE_GUIDE.docx
+++ b/docx/CODE_GUIDE.docx
@@ -8348,7 +8348,7 @@
               <w:pStyle w:val="Compact"/>
             </w:pPr>
             <w:r>
-              <w:t xml:space="preserve">источники эксперимента по его settings</w:t>
+              <w:t xml:space="preserve">источники эксперимента по его settings (результаты MATLAB — только если попросить)</w:t>
             </w:r>
           </w:p>
         </w:tc>
@@ -19669,6 +19669,27 @@
       </w:hyperlink>
       <w:r>
         <w:t xml:space="preserve">:</w:t>
+      </w:r>
+      <w:r>
+        <w:t xml:space="preserve"> </w:t>
+      </w:r>
+      <w:r>
+        <w:rPr>
+          <w:rStyle w:val="VerbatimChar"/>
+        </w:rPr>
+        <w:t xml:space="preserve">CheckPainter</w:t>
+      </w:r>
+      <w:r>
+        <w:t xml:space="preserve"> </w:t>
+      </w:r>
+      <w:r>
+        <w:t xml:space="preserve">— флажки в списках как выделение в проводнике (щелчок по</w:t>
+      </w:r>
+      <w:r>
+        <w:t xml:space="preserve"> </w:t>
+      </w:r>
+      <w:r>
+        <w:t xml:space="preserve">строке, протягивание мышью, Shift — диапазон; и в списке экспериментов «Обработки результатов»);</w:t>
       </w:r>
       <w:r>
         <w:t xml:space="preserve"> </w:t>
@@ -24686,7 +24707,7 @@
               <w:pStyle w:val="Compact"/>
             </w:pPr>
             <w:r>
-              <w:t xml:space="preserve">искусственная съёмка с известными каплями: st1 → st2 → st4 восстанавливают положения, радиусы, скорости; окно просмотра (виды, слайдшоу) и совпадение его расчёта с st1; приложение без экрана: записи, виды 1–5, слайдшоу, подсказка rim, «начало / конец = этот кадр», центр затравки, сохранение таблицы, капли и PIV из результатов st1 без пересчёта; панель «Настройки»: правка порога пересчитывает кадр, ползунок, ошибка ввода, сохранение в файл, «вернуть как в файлах»; «Запуск»: st1 → st2 → st4 в фоновом процессе дают те же файлы, что скрипты main/, ход работы в окне, «Остановить»; ошибка записи останавливает её цепочку; «Результаты»: траектории, области; размер бэга (четыре щелчка, колонки добавляются в таблицу); «Обработка результатов»: загрузка st4, выборка, графики, экспорт; своя колонка, подгонка, лог-ось, настройки в файл и обратно</w:t>
+              <w:t xml:space="preserve">искусственная съёмка с известными каплями: st1 → st2 → st4 восстанавливают положения, радиусы, скорости; окно просмотра (виды, слайдшоу) и совпадение его расчёта с st1; приложение без экрана: записи, виды 1–5, слайдшоу, подсказка rim, «начало / конец = этот кадр», центр затравки, сохранение таблицы, капли и PIV из результатов st1 без пересчёта; панель «Настройки»: правка порога пересчитывает кадр, ползунок, ошибка ввода, сохранение в файл, «вернуть как в файлах»; «Запуск»: st1 → st2 → st4 в фоновом процессе дают те же файлы, что скрипты main/, ход работы в окне, «Остановить»; ошибка записи останавливает её цепочку; «Результаты»: траектории, области; размер бэга (четыре щелчка, колонки добавляются в таблицу); «Обработка результатов»: загрузка st4, выборка, графики, экспорт; своя колонка, подгонка, лог-ось, настройки в файл и обратно; флажки: щелчок по строке, протягивание, Shift</w:t>
             </w:r>
           </w:p>
         </w:tc>

--- a/docx/CODE_GUIDE.docx
+++ b/docx/CODE_GUIDE.docx
@@ -24800,7 +24800,7 @@
         <w:t xml:space="preserve"> </w:t>
       </w:r>
       <w:r>
-        <w:t xml:space="preserve">— скопировать папку в</w:t>
+        <w:t xml:space="preserve">— скопировать</w:t>
       </w:r>
       <w:r>
         <w:t xml:space="preserve"> </w:t>
@@ -24810,11 +24810,20 @@
           <w:rPr>
             <w:rStyle w:val="Hyperlink"/>
           </w:rPr>
-          <w:t xml:space="preserve">experiments/</w:t>
+          <w:t xml:space="preserve">experiments/example/</w:t>
         </w:r>
       </w:hyperlink>
       <w:r>
-        <w:t xml:space="preserve">, поправить</w:t>
+        <w:t xml:space="preserve"> </w:t>
+      </w:r>
+      <w:r>
+        <w:t xml:space="preserve">(пример: выдуманные пути,</w:t>
+      </w:r>
+      <w:r>
+        <w:t xml:space="preserve"> </w:t>
+      </w:r>
+      <w:r>
+        <w:t xml:space="preserve">пороги как в MATLAB-скриптах, образец таблицы записей) под своим именем, поправить</w:t>
       </w:r>
       <w:r>
         <w:t xml:space="preserve"> </w:t>
@@ -24853,7 +24862,52 @@
         <w:t xml:space="preserve">current.py</w:t>
       </w:r>
       <w:r>
-        <w:t xml:space="preserve">. Код не меняется.</w:t>
+        <w:t xml:space="preserve">. Код не меняется. В git из</w:t>
+      </w:r>
+      <w:r>
+        <w:t xml:space="preserve"> </w:t>
+      </w:r>
+      <w:r>
+        <w:rPr>
+          <w:rStyle w:val="VerbatimChar"/>
+        </w:rPr>
+        <w:t xml:space="preserve">experiments/</w:t>
+      </w:r>
+      <w:r>
+        <w:t xml:space="preserve"> </w:t>
+      </w:r>
+      <w:r>
+        <w:t xml:space="preserve">хранятся только</w:t>
+      </w:r>
+      <w:r>
+        <w:t xml:space="preserve"> </w:t>
+      </w:r>
+      <w:r>
+        <w:t xml:space="preserve">пример и</w:t>
+      </w:r>
+      <w:r>
+        <w:t xml:space="preserve"> </w:t>
+      </w:r>
+      <w:r>
+        <w:rPr>
+          <w:rStyle w:val="VerbatimChar"/>
+        </w:rPr>
+        <w:t xml:space="preserve">current.py</w:t>
+      </w:r>
+      <w:r>
+        <w:t xml:space="preserve">, который его выбирает (см.</w:t>
+      </w:r>
+      <w:r>
+        <w:t xml:space="preserve"> </w:t>
+      </w:r>
+      <w:r>
+        <w:rPr>
+          <w:rStyle w:val="VerbatimChar"/>
+        </w:rPr>
+        <w:t xml:space="preserve">.gitignore</w:t>
+      </w:r>
+      <w:r>
+        <w:t xml:space="preserve">).</w:t>
       </w:r>
     </w:p>
     <w:p>

--- a/docx/CODE_GUIDE.docx
+++ b/docx/CODE_GUIDE.docx
@@ -3016,6 +3016,144 @@
               <w:rPr>
                 <w:rStyle w:val="VerbatimChar"/>
               </w:rPr>
+              <w:t xml:space="preserve">project_path</w:t>
+            </w:r>
+          </w:p>
+        </w:tc>
+        <w:tc>
+          <w:tcPr/>
+          <w:p>
+            <w:pPr>
+              <w:pStyle w:val="Compact"/>
+            </w:pPr>
+            <w:r>
+              <w:t xml:space="preserve">путь из settings.py: полный — как есть, относительный — от папки проекта</w:t>
+            </w:r>
+          </w:p>
+        </w:tc>
+        <w:tc>
+          <w:tcPr/>
+          <w:p>
+            <w:pPr>
+              <w:pStyle w:val="Compact"/>
+            </w:pPr>
+            <w:r>
+              <w:rPr>
+                <w:rStyle w:val="VerbatimChar"/>
+              </w:rPr>
+              <w:t xml:space="preserve">Record.images_dir</w:t>
+            </w:r>
+            <w:r>
+              <w:t xml:space="preserve">,</w:t>
+            </w:r>
+            <w:r>
+              <w:t xml:space="preserve"> </w:t>
+            </w:r>
+            <w:r>
+              <w:rPr>
+                <w:rStyle w:val="VerbatimChar"/>
+              </w:rPr>
+              <w:t xml:space="preserve">Record.st1_dir</w:t>
+            </w:r>
+            <w:r>
+              <w:t xml:space="preserve">,</w:t>
+            </w:r>
+            <w:r>
+              <w:t xml:space="preserve"> </w:t>
+            </w:r>
+            <w:r>
+              <w:rPr>
+                <w:rStyle w:val="VerbatimChar"/>
+              </w:rPr>
+              <w:t xml:space="preserve">Record.st2_dir</w:t>
+            </w:r>
+            <w:r>
+              <w:t xml:space="preserve">,</w:t>
+            </w:r>
+            <w:r>
+              <w:t xml:space="preserve"> </w:t>
+            </w:r>
+            <w:r>
+              <w:rPr>
+                <w:rStyle w:val="VerbatimChar"/>
+              </w:rPr>
+              <w:t xml:space="preserve">Record.st4_dir</w:t>
+            </w:r>
+            <w:r>
+              <w:t xml:space="preserve">,</w:t>
+            </w:r>
+            <w:r>
+              <w:t xml:space="preserve"> </w:t>
+            </w:r>
+            <w:r>
+              <w:rPr>
+                <w:rStyle w:val="VerbatimChar"/>
+              </w:rPr>
+              <w:t xml:space="preserve">read_records</w:t>
+            </w:r>
+            <w:r>
+              <w:t xml:space="preserve">,</w:t>
+            </w:r>
+            <w:r>
+              <w:t xml:space="preserve"> </w:t>
+            </w:r>
+            <w:r>
+              <w:rPr>
+                <w:rStyle w:val="VerbatimChar"/>
+              </w:rPr>
+              <w:t xml:space="preserve">EditableTable</w:t>
+            </w:r>
+            <w:r>
+              <w:t xml:space="preserve">,</w:t>
+            </w:r>
+            <w:r>
+              <w:t xml:space="preserve"> </w:t>
+            </w:r>
+            <w:r>
+              <w:rPr>
+                <w:rStyle w:val="VerbatimChar"/>
+              </w:rPr>
+              <w:t xml:space="preserve">RecordsPage</w:t>
+            </w:r>
+            <w:r>
+              <w:t xml:space="preserve">, tests</w:t>
+            </w:r>
+          </w:p>
+        </w:tc>
+        <w:tc>
+          <w:tcPr/>
+          <w:p>
+            <w:pPr>
+              <w:pStyle w:val="Compact"/>
+            </w:pPr>
+            <w:r>
+              <w:t xml:space="preserve">—</w:t>
+            </w:r>
+          </w:p>
+        </w:tc>
+        <w:tc>
+          <w:tcPr/>
+          <w:p>
+            <w:pPr>
+              <w:pStyle w:val="Compact"/>
+            </w:pPr>
+            <w:r>
+              <w:t xml:space="preserve">—</w:t>
+            </w:r>
+          </w:p>
+        </w:tc>
+      </w:tr>
+      <w:tr>
+        <w:tc>
+          <w:tcPr/>
+          <w:p>
+            <w:pPr>
+              <w:pStyle w:val="Compact"/>
+            </w:pPr>
+            <w:r>
+              <w:rPr>
+                <w:rStyle w:val="VerbatimChar"/>
+              </w:rPr>
               <w:t xml:space="preserve">Record</w:t>
             </w:r>
           </w:p>
@@ -3204,7 +3342,7 @@
               <w:pStyle w:val="Compact"/>
             </w:pPr>
             <w:r>
-              <w:t xml:space="preserve">папка кадров записи</w:t>
+              <w:t xml:space="preserve">папка кадров записи (IMAGES_DIR — полный или от папки проекта)</w:t>
             </w:r>
           </w:p>
         </w:tc>
@@ -3285,7 +3423,7 @@
               <w:pStyle w:val="Compact"/>
             </w:pPr>
             <w:r>
-              <w:t xml:space="preserve">папка результата st1</w:t>
+              <w:t xml:space="preserve">папка результата st1 (OUTPUT_DIR — полный или от папки проекта)</w:t>
             </w:r>
           </w:p>
         </w:tc>
@@ -3813,7 +3951,7 @@
               <w:pStyle w:val="Compact"/>
             </w:pPr>
             <w:r>
-              <w:t xml:space="preserve">записи из xlsx с выбором по условиям и именам</w:t>
+              <w:t xml:space="preserve">записи из xlsx (путь — полный или от папки проекта) с выбором по условиям и именам</w:t>
             </w:r>
           </w:p>
         </w:tc>
@@ -20596,7 +20734,16 @@
               <w:pStyle w:val="Compact"/>
             </w:pPr>
             <w:r>
-              <w:t xml:space="preserve">где искать кадры</w:t>
+              <w:t xml:space="preserve">где искать кадры; этот и другие пути — полные или от папки проекта (</w:t>
+            </w:r>
+            <w:r>
+              <w:rPr>
+                <w:rStyle w:val="VerbatimChar"/>
+              </w:rPr>
+              <w:t xml:space="preserve">experiments\example1\results</w:t>
+            </w:r>
+            <w:r>
+              <w:t xml:space="preserve">)</w:t>
             </w:r>
           </w:p>
         </w:tc>
@@ -24678,7 +24825,7 @@
               <w:t xml:space="preserve">disk</w:t>
             </w:r>
             <w:r>
-              <w:t xml:space="preserve">, медиана, фильтр PIV, полином, пересечение отрезков, единицы, ручные области; таблица для приложения: запись только изменённых ячеек с сохранением форматирования, копия таблицы, автозаполнение, защита от затирания строк, правленных в Excel, и от открытого в Excel файла; файлы настроек: запись только изменённых значений (остальное байт в байт), проверка вида значения, файл, изменённый снаружи, не затирается, выбор эксперимента в current.py; добавление колонки в таблицу; обработка результатов: выборка, окна, гистограмма, статистика по окнам, серии; проект LabPlot и CSV; формулы: защита, порядок параметров, свои колонки, подгонка</w:t>
+              <w:t xml:space="preserve">, медиана, фильтр PIV, полином, пересечение отрезков, единицы, ручные области; таблица для приложения: запись только изменённых ячеек с сохранением форматирования, копия таблицы, автозаполнение, защита от затирания строк, правленных в Excel, и от открытого в Excel файла; файлы настроек: запись только изменённых значений (остальное байт в байт), проверка вида значения, файл, изменённый снаружи, не затирается, выбор эксперимента в current.py; добавление колонки в таблицу; обработка результатов: выборка, окна, гистограмма, статистика по окнам, серии; проект LabPlot и CSV; формулы: защита, порядок параметров, свои колонки, подгонка; пути в settings.py от папки проекта; примеры экспериментов: читаются и дают заложенные зависимости (если их результаты есть на диске)</w:t>
             </w:r>
           </w:p>
         </w:tc>
@@ -24800,7 +24947,7 @@
         <w:t xml:space="preserve"> </w:t>
       </w:r>
       <w:r>
-        <w:t xml:space="preserve">— скопировать</w:t>
+        <w:t xml:space="preserve">— скопировать пример</w:t>
       </w:r>
       <w:r>
         <w:t xml:space="preserve"> </w:t>
@@ -24810,20 +24957,20 @@
           <w:rPr>
             <w:rStyle w:val="Hyperlink"/>
           </w:rPr>
-          <w:t xml:space="preserve">experiments/example/</w:t>
+          <w:t xml:space="preserve">experiments/example1/</w:t>
         </w:r>
       </w:hyperlink>
       <w:r>
         <w:t xml:space="preserve"> </w:t>
       </w:r>
       <w:r>
-        <w:t xml:space="preserve">(пример: выдуманные пути,</w:t>
-      </w:r>
-      <w:r>
-        <w:t xml:space="preserve"> </w:t>
-      </w:r>
-      <w:r>
-        <w:t xml:space="preserve">пороги как в MATLAB-скриптах, образец таблицы записей) под своим именем, поправить</w:t>
+        <w:t xml:space="preserve">под своим именем,</w:t>
+      </w:r>
+      <w:r>
+        <w:t xml:space="preserve"> </w:t>
+      </w:r>
+      <w:r>
+        <w:t xml:space="preserve">поправить</w:t>
       </w:r>
       <w:r>
         <w:t xml:space="preserve"> </w:t>
@@ -24877,13 +25024,7 @@
         <w:t xml:space="preserve"> </w:t>
       </w:r>
       <w:r>
-        <w:t xml:space="preserve">хранятся только</w:t>
-      </w:r>
-      <w:r>
-        <w:t xml:space="preserve"> </w:t>
-      </w:r>
-      <w:r>
-        <w:t xml:space="preserve">пример и</w:t>
+        <w:t xml:space="preserve">хранятся только настройки и таблицы записей примеров</w:t>
       </w:r>
       <w:r>
         <w:t xml:space="preserve"> </w:t>
@@ -24892,10 +25033,61 @@
         <w:rPr>
           <w:rStyle w:val="VerbatimChar"/>
         </w:rPr>
+        <w:t xml:space="preserve">example1</w:t>
+      </w:r>
+      <w:r>
+        <w:t xml:space="preserve">–</w:t>
+      </w:r>
+      <w:r>
+        <w:rPr>
+          <w:rStyle w:val="VerbatimChar"/>
+        </w:rPr>
+        <w:t xml:space="preserve">example3</w:t>
+      </w:r>
+      <w:r>
+        <w:t xml:space="preserve"> </w:t>
+      </w:r>
+      <w:r>
+        <w:t xml:space="preserve">(пути к кадрам — заглушки;</w:t>
+      </w:r>
+      <w:r>
+        <w:t xml:space="preserve"> </w:t>
+      </w:r>
+      <w:r>
+        <w:t xml:space="preserve">их синтетические результаты st4 для «Обработки результатов» — только на диске, не в git) и</w:t>
+      </w:r>
+      <w:r>
+        <w:t xml:space="preserve"> </w:t>
+      </w:r>
+      <w:r>
+        <w:rPr>
+          <w:rStyle w:val="VerbatimChar"/>
+        </w:rPr>
         <w:t xml:space="preserve">current.py</w:t>
       </w:r>
       <w:r>
-        <w:t xml:space="preserve">, который его выбирает (см.</w:t>
+        <w:t xml:space="preserve">,</w:t>
+      </w:r>
+      <w:r>
+        <w:t xml:space="preserve"> </w:t>
+      </w:r>
+      <w:r>
+        <w:t xml:space="preserve">который выбирает</w:t>
+      </w:r>
+      <w:r>
+        <w:t xml:space="preserve"> </w:t>
+      </w:r>
+      <w:r>
+        <w:rPr>
+          <w:rStyle w:val="VerbatimChar"/>
+        </w:rPr>
+        <w:t xml:space="preserve">example1</w:t>
+      </w:r>
+      <w:r>
+        <w:t xml:space="preserve"> </w:t>
+      </w:r>
+      <w:r>
+        <w:t xml:space="preserve">(см.</w:t>
       </w:r>
       <w:r>
         <w:t xml:space="preserve"> </w:t>

--- a/docx/CODE_GUIDE.docx
+++ b/docx/CODE_GUIDE.docx
@@ -1953,7 +1953,16 @@
         <w:rPr>
           <w:rStyle w:val="VerbatimChar"/>
         </w:rPr>
-        <w:t xml:space="preserve">      ConditionRow → Condition, select; window_edges; histogram / binned / points; split (lib/analysis/stats.py)</w:t>
+        <w:t xml:space="preserve">      ConditionRow → Condition.mask; window_edges; split (графики рядом → цвет → маркер) → histogram / binned /</w:t>
+      </w:r>
+      <w:r>
+        <w:br/>
+      </w:r>
+      <w:r>
+        <w:rPr>
+          <w:rStyle w:val="VerbatimChar"/>
+        </w:rPr>
+        <w:t xml:space="preserve">      points (lib/analysis/stats.py) → Drawn (кривая: график, подпись, вид) → _draw; список кривых, сводка</w:t>
       </w:r>
       <w:r>
         <w:br/>
@@ -9635,6 +9644,18 @@
               </w:rPr>
               <w:t xml:space="preserve">select</w:t>
             </w:r>
+            <w:r>
+              <w:t xml:space="preserve">,</w:t>
+            </w:r>
+            <w:r>
+              <w:t xml:space="preserve"> </w:t>
+            </w:r>
+            <w:r>
+              <w:rPr>
+                <w:rStyle w:val="VerbatimChar"/>
+              </w:rPr>
+              <w:t xml:space="preserve">AnalysisPage._select</w:t>
+            </w:r>
           </w:p>
         </w:tc>
         <w:tc>
@@ -9696,6 +9717,81 @@
               <w:pStyle w:val="Compact"/>
             </w:pPr>
             <w:r>
+              <w:t xml:space="preserve">tests</w:t>
+            </w:r>
+          </w:p>
+        </w:tc>
+        <w:tc>
+          <w:tcPr/>
+          <w:p>
+            <w:pPr>
+              <w:pStyle w:val="Compact"/>
+            </w:pPr>
+            <w:r>
+              <w:rPr>
+                <w:rStyle w:val="VerbatimChar"/>
+              </w:rPr>
+              <w:t xml:space="preserve">Condition.mask</w:t>
+            </w:r>
+            <w:r>
+              <w:t xml:space="preserve">,</w:t>
+            </w:r>
+            <w:r>
+              <w:t xml:space="preserve"> </w:t>
+            </w:r>
+            <w:r>
+              <w:rPr>
+                <w:rStyle w:val="VerbatimChar"/>
+              </w:rPr>
+              <w:t xml:space="preserve">DataTable.take</w:t>
+            </w:r>
+          </w:p>
+        </w:tc>
+        <w:tc>
+          <w:tcPr/>
+          <w:p>
+            <w:pPr>
+              <w:pStyle w:val="Compact"/>
+            </w:pPr>
+            <w:r>
+              <w:t xml:space="preserve">—</w:t>
+            </w:r>
+          </w:p>
+        </w:tc>
+      </w:tr>
+      <w:tr>
+        <w:tc>
+          <w:tcPr/>
+          <w:p>
+            <w:pPr>
+              <w:pStyle w:val="Compact"/>
+            </w:pPr>
+            <w:r>
+              <w:rPr>
+                <w:rStyle w:val="VerbatimChar"/>
+              </w:rPr>
+              <w:t xml:space="preserve">window_edges</w:t>
+            </w:r>
+          </w:p>
+        </w:tc>
+        <w:tc>
+          <w:tcPr/>
+          <w:p>
+            <w:pPr>
+              <w:pStyle w:val="Compact"/>
+            </w:pPr>
+            <w:r>
+              <w:t xml:space="preserve">границы окон: ширина или число, пределы</w:t>
+            </w:r>
+          </w:p>
+        </w:tc>
+        <w:tc>
+          <w:tcPr/>
+          <w:p>
+            <w:pPr>
+              <w:pStyle w:val="Compact"/>
+            </w:pPr>
+            <w:r>
               <w:rPr>
                 <w:rStyle w:val="VerbatimChar"/>
               </w:rPr>
@@ -9713,10 +9809,59 @@
               <w:pStyle w:val="Compact"/>
             </w:pPr>
             <w:r>
-              <w:rPr>
-                <w:rStyle w:val="VerbatimChar"/>
-              </w:rPr>
-              <w:t xml:space="preserve">Condition.mask</w:t>
+              <w:t xml:space="preserve">—</w:t>
+            </w:r>
+          </w:p>
+        </w:tc>
+        <w:tc>
+          <w:tcPr/>
+          <w:p>
+            <w:pPr>
+              <w:pStyle w:val="Compact"/>
+            </w:pPr>
+            <w:r>
+              <w:t xml:space="preserve">—</w:t>
+            </w:r>
+          </w:p>
+        </w:tc>
+      </w:tr>
+      <w:tr>
+        <w:tc>
+          <w:tcPr/>
+          <w:p>
+            <w:pPr>
+              <w:pStyle w:val="Compact"/>
+            </w:pPr>
+            <w:r>
+              <w:rPr>
+                <w:rStyle w:val="VerbatimChar"/>
+              </w:rPr>
+              <w:t xml:space="preserve">Series</w:t>
+            </w:r>
+          </w:p>
+        </w:tc>
+        <w:tc>
+          <w:tcPr/>
+          <w:p>
+            <w:pPr>
+              <w:pStyle w:val="Compact"/>
+            </w:pPr>
+            <w:r>
+              <w:t xml:space="preserve">посчитанная кривая: x, y, разброс, число, окна</w:t>
+            </w:r>
+          </w:p>
+        </w:tc>
+        <w:tc>
+          <w:tcPr/>
+          <w:p>
+            <w:pPr>
+              <w:pStyle w:val="Compact"/>
+            </w:pPr>
+            <w:r>
+              <w:rPr>
+                <w:rStyle w:val="VerbatimChar"/>
+              </w:rPr>
+              <w:t xml:space="preserve">histogram</w:t>
             </w:r>
             <w:r>
               <w:t xml:space="preserve">,</w:t>
@@ -9728,7 +9873,31 @@
               <w:rPr>
                 <w:rStyle w:val="VerbatimChar"/>
               </w:rPr>
-              <w:t xml:space="preserve">DataTable.take</w:t>
+              <w:t xml:space="preserve">binned</w:t>
+            </w:r>
+            <w:r>
+              <w:t xml:space="preserve">,</w:t>
+            </w:r>
+            <w:r>
+              <w:t xml:space="preserve"> </w:t>
+            </w:r>
+            <w:r>
+              <w:rPr>
+                <w:rStyle w:val="VerbatimChar"/>
+              </w:rPr>
+              <w:t xml:space="preserve">points</w:t>
+            </w:r>
+            <w:r>
+              <w:t xml:space="preserve">,</w:t>
+            </w:r>
+            <w:r>
+              <w:t xml:space="preserve"> </w:t>
+            </w:r>
+            <w:r>
+              <w:rPr>
+                <w:rStyle w:val="VerbatimChar"/>
+              </w:rPr>
+              <w:t xml:space="preserve">AnalysisPage</w:t>
             </w:r>
           </w:p>
         </w:tc>
@@ -9743,44 +9912,193 @@
             </w:r>
           </w:p>
         </w:tc>
-      </w:tr>
-      <w:tr>
-        <w:tc>
-          <w:tcPr/>
-          <w:p>
-            <w:pPr>
-              <w:pStyle w:val="Compact"/>
-            </w:pPr>
-            <w:r>
-              <w:rPr>
-                <w:rStyle w:val="VerbatimChar"/>
-              </w:rPr>
-              <w:t xml:space="preserve">window_edges</w:t>
-            </w:r>
-          </w:p>
-        </w:tc>
-        <w:tc>
-          <w:tcPr/>
-          <w:p>
-            <w:pPr>
-              <w:pStyle w:val="Compact"/>
-            </w:pPr>
-            <w:r>
-              <w:t xml:space="preserve">границы окон: ширина или число, пределы</w:t>
-            </w:r>
-          </w:p>
-        </w:tc>
-        <w:tc>
-          <w:tcPr/>
-          <w:p>
-            <w:pPr>
-              <w:pStyle w:val="Compact"/>
-            </w:pPr>
-            <w:r>
-              <w:rPr>
-                <w:rStyle w:val="VerbatimChar"/>
-              </w:rPr>
-              <w:t xml:space="preserve">AnalysisPage.replot</w:t>
+        <w:tc>
+          <w:tcPr/>
+          <w:p>
+            <w:pPr>
+              <w:pStyle w:val="Compact"/>
+            </w:pPr>
+            <w:r>
+              <w:t xml:space="preserve">—</w:t>
+            </w:r>
+          </w:p>
+        </w:tc>
+      </w:tr>
+      <w:tr>
+        <w:tc>
+          <w:tcPr/>
+          <w:p>
+            <w:pPr>
+              <w:pStyle w:val="Compact"/>
+            </w:pPr>
+            <w:r>
+              <w:rPr>
+                <w:rStyle w:val="VerbatimChar"/>
+              </w:rPr>
+              <w:t xml:space="preserve">Series.columns</w:t>
+            </w:r>
+          </w:p>
+        </w:tc>
+        <w:tc>
+          <w:tcPr/>
+          <w:p>
+            <w:pPr>
+              <w:pStyle w:val="Compact"/>
+            </w:pPr>
+            <w:r>
+              <w:t xml:space="preserve">таблица кривой для экспорта</w:t>
+            </w:r>
+          </w:p>
+        </w:tc>
+        <w:tc>
+          <w:tcPr/>
+          <w:p>
+            <w:pPr>
+              <w:pStyle w:val="Compact"/>
+            </w:pPr>
+            <w:r>
+              <w:rPr>
+                <w:rStyle w:val="VerbatimChar"/>
+              </w:rPr>
+              <w:t xml:space="preserve">AnalysisPage</w:t>
+            </w:r>
+          </w:p>
+        </w:tc>
+        <w:tc>
+          <w:tcPr/>
+          <w:p>
+            <w:pPr>
+              <w:pStyle w:val="Compact"/>
+            </w:pPr>
+            <w:r>
+              <w:t xml:space="preserve">—</w:t>
+            </w:r>
+          </w:p>
+        </w:tc>
+        <w:tc>
+          <w:tcPr/>
+          <w:p>
+            <w:pPr>
+              <w:pStyle w:val="Compact"/>
+            </w:pPr>
+            <w:r>
+              <w:t xml:space="preserve">—</w:t>
+            </w:r>
+          </w:p>
+        </w:tc>
+      </w:tr>
+      <w:tr>
+        <w:tc>
+          <w:tcPr/>
+          <w:p>
+            <w:pPr>
+              <w:pStyle w:val="Compact"/>
+            </w:pPr>
+            <w:r>
+              <w:rPr>
+                <w:rStyle w:val="VerbatimChar"/>
+              </w:rPr>
+              <w:t xml:space="preserve">_window_index</w:t>
+            </w:r>
+          </w:p>
+        </w:tc>
+        <w:tc>
+          <w:tcPr/>
+          <w:p>
+            <w:pPr>
+              <w:pStyle w:val="Compact"/>
+            </w:pPr>
+            <w:r>
+              <w:t xml:space="preserve">номер окна каждого значения</w:t>
+            </w:r>
+          </w:p>
+        </w:tc>
+        <w:tc>
+          <w:tcPr/>
+          <w:p>
+            <w:pPr>
+              <w:pStyle w:val="Compact"/>
+            </w:pPr>
+            <w:r>
+              <w:rPr>
+                <w:rStyle w:val="VerbatimChar"/>
+              </w:rPr>
+              <w:t xml:space="preserve">histogram</w:t>
+            </w:r>
+            <w:r>
+              <w:t xml:space="preserve">,</w:t>
+            </w:r>
+            <w:r>
+              <w:t xml:space="preserve"> </w:t>
+            </w:r>
+            <w:r>
+              <w:rPr>
+                <w:rStyle w:val="VerbatimChar"/>
+              </w:rPr>
+              <w:t xml:space="preserve">binned</w:t>
+            </w:r>
+          </w:p>
+        </w:tc>
+        <w:tc>
+          <w:tcPr/>
+          <w:p>
+            <w:pPr>
+              <w:pStyle w:val="Compact"/>
+            </w:pPr>
+            <w:r>
+              <w:t xml:space="preserve">—</w:t>
+            </w:r>
+          </w:p>
+        </w:tc>
+        <w:tc>
+          <w:tcPr/>
+          <w:p>
+            <w:pPr>
+              <w:pStyle w:val="Compact"/>
+            </w:pPr>
+            <w:r>
+              <w:t xml:space="preserve">—</w:t>
+            </w:r>
+          </w:p>
+        </w:tc>
+      </w:tr>
+      <w:tr>
+        <w:tc>
+          <w:tcPr/>
+          <w:p>
+            <w:pPr>
+              <w:pStyle w:val="Compact"/>
+            </w:pPr>
+            <w:r>
+              <w:rPr>
+                <w:rStyle w:val="VerbatimChar"/>
+              </w:rPr>
+              <w:t xml:space="preserve">histogram</w:t>
+            </w:r>
+          </w:p>
+        </w:tc>
+        <w:tc>
+          <w:tcPr/>
+          <w:p>
+            <w:pPr>
+              <w:pStyle w:val="Compact"/>
+            </w:pPr>
+            <w:r>
+              <w:t xml:space="preserve">распределение по окнам: число, доля, плотность</w:t>
+            </w:r>
+          </w:p>
+        </w:tc>
+        <w:tc>
+          <w:tcPr/>
+          <w:p>
+            <w:pPr>
+              <w:pStyle w:val="Compact"/>
+            </w:pPr>
+            <w:r>
+              <w:rPr>
+                <w:rStyle w:val="VerbatimChar"/>
+              </w:rPr>
+              <w:t xml:space="preserve">AnalysisPage._split</w:t>
             </w:r>
             <w:r>
               <w:t xml:space="preserve">, tests</w:t>
@@ -9794,10 +10112,82 @@
               <w:pStyle w:val="Compact"/>
             </w:pPr>
             <w:r>
+              <w:rPr>
+                <w:rStyle w:val="VerbatimChar"/>
+              </w:rPr>
+              <w:t xml:space="preserve">_window_index</w:t>
+            </w:r>
+          </w:p>
+        </w:tc>
+        <w:tc>
+          <w:tcPr/>
+          <w:p>
+            <w:pPr>
+              <w:pStyle w:val="Compact"/>
+            </w:pPr>
+            <w:r>
               <w:t xml:space="preserve">—</w:t>
             </w:r>
           </w:p>
         </w:tc>
+      </w:tr>
+      <w:tr>
+        <w:tc>
+          <w:tcPr/>
+          <w:p>
+            <w:pPr>
+              <w:pStyle w:val="Compact"/>
+            </w:pPr>
+            <w:r>
+              <w:rPr>
+                <w:rStyle w:val="VerbatimChar"/>
+              </w:rPr>
+              <w:t xml:space="preserve">binned</w:t>
+            </w:r>
+          </w:p>
+        </w:tc>
+        <w:tc>
+          <w:tcPr/>
+          <w:p>
+            <w:pPr>
+              <w:pStyle w:val="Compact"/>
+            </w:pPr>
+            <w:r>
+              <w:t xml:space="preserve">статистика y по окнам x: среднее ± СКО, ± ошибка среднего, медиана, число</w:t>
+            </w:r>
+          </w:p>
+        </w:tc>
+        <w:tc>
+          <w:tcPr/>
+          <w:p>
+            <w:pPr>
+              <w:pStyle w:val="Compact"/>
+            </w:pPr>
+            <w:r>
+              <w:rPr>
+                <w:rStyle w:val="VerbatimChar"/>
+              </w:rPr>
+              <w:t xml:space="preserve">AnalysisPage._split</w:t>
+            </w:r>
+            <w:r>
+              <w:t xml:space="preserve">, tests</w:t>
+            </w:r>
+          </w:p>
+        </w:tc>
+        <w:tc>
+          <w:tcPr/>
+          <w:p>
+            <w:pPr>
+              <w:pStyle w:val="Compact"/>
+            </w:pPr>
+            <w:r>
+              <w:rPr>
+                <w:rStyle w:val="VerbatimChar"/>
+              </w:rPr>
+              <w:t xml:space="preserve">_window_index</w:t>
+            </w:r>
+          </w:p>
+        </w:tc>
         <w:tc>
           <w:tcPr/>
           <w:p>
@@ -9821,32 +10211,95 @@
               <w:rPr>
                 <w:rStyle w:val="VerbatimChar"/>
               </w:rPr>
-              <w:t xml:space="preserve">Series</w:t>
-            </w:r>
-          </w:p>
-        </w:tc>
-        <w:tc>
-          <w:tcPr/>
-          <w:p>
-            <w:pPr>
-              <w:pStyle w:val="Compact"/>
-            </w:pPr>
-            <w:r>
-              <w:t xml:space="preserve">посчитанная кривая: x, y, разброс, число, окна</w:t>
-            </w:r>
-          </w:p>
-        </w:tc>
-        <w:tc>
-          <w:tcPr/>
-          <w:p>
-            <w:pPr>
-              <w:pStyle w:val="Compact"/>
-            </w:pPr>
-            <w:r>
-              <w:rPr>
-                <w:rStyle w:val="VerbatimChar"/>
-              </w:rPr>
-              <w:t xml:space="preserve">histogram</w:t>
+              <w:t xml:space="preserve">points</w:t>
+            </w:r>
+          </w:p>
+        </w:tc>
+        <w:tc>
+          <w:tcPr/>
+          <w:p>
+            <w:pPr>
+              <w:pStyle w:val="Compact"/>
+            </w:pPr>
+            <w:r>
+              <w:t xml:space="preserve">точки (x, y) без NaN</w:t>
+            </w:r>
+          </w:p>
+        </w:tc>
+        <w:tc>
+          <w:tcPr/>
+          <w:p>
+            <w:pPr>
+              <w:pStyle w:val="Compact"/>
+            </w:pPr>
+            <w:r>
+              <w:rPr>
+                <w:rStyle w:val="VerbatimChar"/>
+              </w:rPr>
+              <w:t xml:space="preserve">AnalysisPage._split</w:t>
+            </w:r>
+          </w:p>
+        </w:tc>
+        <w:tc>
+          <w:tcPr/>
+          <w:p>
+            <w:pPr>
+              <w:pStyle w:val="Compact"/>
+            </w:pPr>
+            <w:r>
+              <w:t xml:space="preserve">—</w:t>
+            </w:r>
+          </w:p>
+        </w:tc>
+        <w:tc>
+          <w:tcPr/>
+          <w:p>
+            <w:pPr>
+              <w:pStyle w:val="Compact"/>
+            </w:pPr>
+            <w:r>
+              <w:t xml:space="preserve">—</w:t>
+            </w:r>
+          </w:p>
+        </w:tc>
+      </w:tr>
+      <w:tr>
+        <w:tc>
+          <w:tcPr/>
+          <w:p>
+            <w:pPr>
+              <w:pStyle w:val="Compact"/>
+            </w:pPr>
+            <w:r>
+              <w:rPr>
+                <w:rStyle w:val="VerbatimChar"/>
+              </w:rPr>
+              <w:t xml:space="preserve">label_value</w:t>
+            </w:r>
+          </w:p>
+        </w:tc>
+        <w:tc>
+          <w:tcPr/>
+          <w:p>
+            <w:pPr>
+              <w:pStyle w:val="Compact"/>
+            </w:pPr>
+            <w:r>
+              <w:t xml:space="preserve">значение для подписи (целые — без «.0»)</w:t>
+            </w:r>
+          </w:p>
+        </w:tc>
+        <w:tc>
+          <w:tcPr/>
+          <w:p>
+            <w:pPr>
+              <w:pStyle w:val="Compact"/>
+            </w:pPr>
+            <w:r>
+              <w:rPr>
+                <w:rStyle w:val="VerbatimChar"/>
+              </w:rPr>
+              <w:t xml:space="preserve">split</w:t>
             </w:r>
             <w:r>
               <w:t xml:space="preserve">,</w:t>
@@ -9858,31 +10311,7 @@
               <w:rPr>
                 <w:rStyle w:val="VerbatimChar"/>
               </w:rPr>
-              <w:t xml:space="preserve">binned</w:t>
-            </w:r>
-            <w:r>
-              <w:t xml:space="preserve">,</w:t>
-            </w:r>
-            <w:r>
-              <w:t xml:space="preserve"> </w:t>
-            </w:r>
-            <w:r>
-              <w:rPr>
-                <w:rStyle w:val="VerbatimChar"/>
-              </w:rPr>
-              <w:t xml:space="preserve">points</w:t>
-            </w:r>
-            <w:r>
-              <w:t xml:space="preserve">,</w:t>
-            </w:r>
-            <w:r>
-              <w:t xml:space="preserve"> </w:t>
-            </w:r>
-            <w:r>
-              <w:rPr>
-                <w:rStyle w:val="VerbatimChar"/>
-              </w:rPr>
-              <w:t xml:space="preserve">AnalysisPage</w:t>
+              <w:t xml:space="preserve">ConditionRow</w:t>
             </w:r>
           </w:p>
         </w:tc>
@@ -9920,422 +10349,8 @@
               <w:rPr>
                 <w:rStyle w:val="VerbatimChar"/>
               </w:rPr>
-              <w:t xml:space="preserve">Series.columns</w:t>
-            </w:r>
-          </w:p>
-        </w:tc>
-        <w:tc>
-          <w:tcPr/>
-          <w:p>
-            <w:pPr>
-              <w:pStyle w:val="Compact"/>
-            </w:pPr>
-            <w:r>
-              <w:t xml:space="preserve">таблица кривой для экспорта</w:t>
-            </w:r>
-          </w:p>
-        </w:tc>
-        <w:tc>
-          <w:tcPr/>
-          <w:p>
-            <w:pPr>
-              <w:pStyle w:val="Compact"/>
-            </w:pPr>
-            <w:r>
-              <w:rPr>
-                <w:rStyle w:val="VerbatimChar"/>
-              </w:rPr>
-              <w:t xml:space="preserve">AnalysisPage</w:t>
-            </w:r>
-          </w:p>
-        </w:tc>
-        <w:tc>
-          <w:tcPr/>
-          <w:p>
-            <w:pPr>
-              <w:pStyle w:val="Compact"/>
-            </w:pPr>
-            <w:r>
-              <w:t xml:space="preserve">—</w:t>
-            </w:r>
-          </w:p>
-        </w:tc>
-        <w:tc>
-          <w:tcPr/>
-          <w:p>
-            <w:pPr>
-              <w:pStyle w:val="Compact"/>
-            </w:pPr>
-            <w:r>
-              <w:t xml:space="preserve">—</w:t>
-            </w:r>
-          </w:p>
-        </w:tc>
-      </w:tr>
-      <w:tr>
-        <w:tc>
-          <w:tcPr/>
-          <w:p>
-            <w:pPr>
-              <w:pStyle w:val="Compact"/>
-            </w:pPr>
-            <w:r>
-              <w:rPr>
-                <w:rStyle w:val="VerbatimChar"/>
-              </w:rPr>
-              <w:t xml:space="preserve">_window_index</w:t>
-            </w:r>
-          </w:p>
-        </w:tc>
-        <w:tc>
-          <w:tcPr/>
-          <w:p>
-            <w:pPr>
-              <w:pStyle w:val="Compact"/>
-            </w:pPr>
-            <w:r>
-              <w:t xml:space="preserve">номер окна каждого значения</w:t>
-            </w:r>
-          </w:p>
-        </w:tc>
-        <w:tc>
-          <w:tcPr/>
-          <w:p>
-            <w:pPr>
-              <w:pStyle w:val="Compact"/>
-            </w:pPr>
-            <w:r>
-              <w:rPr>
-                <w:rStyle w:val="VerbatimChar"/>
-              </w:rPr>
-              <w:t xml:space="preserve">histogram</w:t>
-            </w:r>
-            <w:r>
-              <w:t xml:space="preserve">,</w:t>
-            </w:r>
-            <w:r>
-              <w:t xml:space="preserve"> </w:t>
-            </w:r>
-            <w:r>
-              <w:rPr>
-                <w:rStyle w:val="VerbatimChar"/>
-              </w:rPr>
-              <w:t xml:space="preserve">binned</w:t>
-            </w:r>
-          </w:p>
-        </w:tc>
-        <w:tc>
-          <w:tcPr/>
-          <w:p>
-            <w:pPr>
-              <w:pStyle w:val="Compact"/>
-            </w:pPr>
-            <w:r>
-              <w:t xml:space="preserve">—</w:t>
-            </w:r>
-          </w:p>
-        </w:tc>
-        <w:tc>
-          <w:tcPr/>
-          <w:p>
-            <w:pPr>
-              <w:pStyle w:val="Compact"/>
-            </w:pPr>
-            <w:r>
-              <w:t xml:space="preserve">—</w:t>
-            </w:r>
-          </w:p>
-        </w:tc>
-      </w:tr>
-      <w:tr>
-        <w:tc>
-          <w:tcPr/>
-          <w:p>
-            <w:pPr>
-              <w:pStyle w:val="Compact"/>
-            </w:pPr>
-            <w:r>
-              <w:rPr>
-                <w:rStyle w:val="VerbatimChar"/>
-              </w:rPr>
-              <w:t xml:space="preserve">histogram</w:t>
-            </w:r>
-          </w:p>
-        </w:tc>
-        <w:tc>
-          <w:tcPr/>
-          <w:p>
-            <w:pPr>
-              <w:pStyle w:val="Compact"/>
-            </w:pPr>
-            <w:r>
-              <w:t xml:space="preserve">распределение по окнам: число, доля, плотность</w:t>
-            </w:r>
-          </w:p>
-        </w:tc>
-        <w:tc>
-          <w:tcPr/>
-          <w:p>
-            <w:pPr>
-              <w:pStyle w:val="Compact"/>
-            </w:pPr>
-            <w:r>
-              <w:rPr>
-                <w:rStyle w:val="VerbatimChar"/>
-              </w:rPr>
-              <w:t xml:space="preserve">AnalysisPage.replot</w:t>
-            </w:r>
-            <w:r>
-              <w:t xml:space="preserve">, tests</w:t>
-            </w:r>
-          </w:p>
-        </w:tc>
-        <w:tc>
-          <w:tcPr/>
-          <w:p>
-            <w:pPr>
-              <w:pStyle w:val="Compact"/>
-            </w:pPr>
-            <w:r>
-              <w:rPr>
-                <w:rStyle w:val="VerbatimChar"/>
-              </w:rPr>
-              <w:t xml:space="preserve">_window_index</w:t>
-            </w:r>
-          </w:p>
-        </w:tc>
-        <w:tc>
-          <w:tcPr/>
-          <w:p>
-            <w:pPr>
-              <w:pStyle w:val="Compact"/>
-            </w:pPr>
-            <w:r>
-              <w:t xml:space="preserve">—</w:t>
-            </w:r>
-          </w:p>
-        </w:tc>
-      </w:tr>
-      <w:tr>
-        <w:tc>
-          <w:tcPr/>
-          <w:p>
-            <w:pPr>
-              <w:pStyle w:val="Compact"/>
-            </w:pPr>
-            <w:r>
-              <w:rPr>
-                <w:rStyle w:val="VerbatimChar"/>
-              </w:rPr>
-              <w:t xml:space="preserve">binned</w:t>
-            </w:r>
-          </w:p>
-        </w:tc>
-        <w:tc>
-          <w:tcPr/>
-          <w:p>
-            <w:pPr>
-              <w:pStyle w:val="Compact"/>
-            </w:pPr>
-            <w:r>
-              <w:t xml:space="preserve">статистика y по окнам x: среднее ± СКО, ± ошибка среднего, медиана, число</w:t>
-            </w:r>
-          </w:p>
-        </w:tc>
-        <w:tc>
-          <w:tcPr/>
-          <w:p>
-            <w:pPr>
-              <w:pStyle w:val="Compact"/>
-            </w:pPr>
-            <w:r>
-              <w:rPr>
-                <w:rStyle w:val="VerbatimChar"/>
-              </w:rPr>
-              <w:t xml:space="preserve">AnalysisPage.replot</w:t>
-            </w:r>
-            <w:r>
-              <w:t xml:space="preserve">, tests</w:t>
-            </w:r>
-          </w:p>
-        </w:tc>
-        <w:tc>
-          <w:tcPr/>
-          <w:p>
-            <w:pPr>
-              <w:pStyle w:val="Compact"/>
-            </w:pPr>
-            <w:r>
-              <w:rPr>
-                <w:rStyle w:val="VerbatimChar"/>
-              </w:rPr>
-              <w:t xml:space="preserve">_window_index</w:t>
-            </w:r>
-          </w:p>
-        </w:tc>
-        <w:tc>
-          <w:tcPr/>
-          <w:p>
-            <w:pPr>
-              <w:pStyle w:val="Compact"/>
-            </w:pPr>
-            <w:r>
-              <w:t xml:space="preserve">—</w:t>
-            </w:r>
-          </w:p>
-        </w:tc>
-      </w:tr>
-      <w:tr>
-        <w:tc>
-          <w:tcPr/>
-          <w:p>
-            <w:pPr>
-              <w:pStyle w:val="Compact"/>
-            </w:pPr>
-            <w:r>
-              <w:rPr>
-                <w:rStyle w:val="VerbatimChar"/>
-              </w:rPr>
-              <w:t xml:space="preserve">points</w:t>
-            </w:r>
-          </w:p>
-        </w:tc>
-        <w:tc>
-          <w:tcPr/>
-          <w:p>
-            <w:pPr>
-              <w:pStyle w:val="Compact"/>
-            </w:pPr>
-            <w:r>
-              <w:t xml:space="preserve">точки (x, y) без NaN</w:t>
-            </w:r>
-          </w:p>
-        </w:tc>
-        <w:tc>
-          <w:tcPr/>
-          <w:p>
-            <w:pPr>
-              <w:pStyle w:val="Compact"/>
-            </w:pPr>
-            <w:r>
-              <w:rPr>
-                <w:rStyle w:val="VerbatimChar"/>
-              </w:rPr>
-              <w:t xml:space="preserve">AnalysisPage.replot</w:t>
-            </w:r>
-          </w:p>
-        </w:tc>
-        <w:tc>
-          <w:tcPr/>
-          <w:p>
-            <w:pPr>
-              <w:pStyle w:val="Compact"/>
-            </w:pPr>
-            <w:r>
-              <w:t xml:space="preserve">—</w:t>
-            </w:r>
-          </w:p>
-        </w:tc>
-        <w:tc>
-          <w:tcPr/>
-          <w:p>
-            <w:pPr>
-              <w:pStyle w:val="Compact"/>
-            </w:pPr>
-            <w:r>
-              <w:t xml:space="preserve">—</w:t>
-            </w:r>
-          </w:p>
-        </w:tc>
-      </w:tr>
-      <w:tr>
-        <w:tc>
-          <w:tcPr/>
-          <w:p>
-            <w:pPr>
-              <w:pStyle w:val="Compact"/>
-            </w:pPr>
-            <w:r>
-              <w:rPr>
-                <w:rStyle w:val="VerbatimChar"/>
-              </w:rPr>
-              <w:t xml:space="preserve">label_value</w:t>
-            </w:r>
-          </w:p>
-        </w:tc>
-        <w:tc>
-          <w:tcPr/>
-          <w:p>
-            <w:pPr>
-              <w:pStyle w:val="Compact"/>
-            </w:pPr>
-            <w:r>
-              <w:t xml:space="preserve">значение для подписи (целые — без «.0»)</w:t>
-            </w:r>
-          </w:p>
-        </w:tc>
-        <w:tc>
-          <w:tcPr/>
-          <w:p>
-            <w:pPr>
-              <w:pStyle w:val="Compact"/>
-            </w:pPr>
-            <w:r>
-              <w:rPr>
-                <w:rStyle w:val="VerbatimChar"/>
-              </w:rPr>
               <w:t xml:space="preserve">split</w:t>
             </w:r>
-            <w:r>
-              <w:t xml:space="preserve">,</w:t>
-            </w:r>
-            <w:r>
-              <w:t xml:space="preserve"> </w:t>
-            </w:r>
-            <w:r>
-              <w:rPr>
-                <w:rStyle w:val="VerbatimChar"/>
-              </w:rPr>
-              <w:t xml:space="preserve">ConditionRow</w:t>
-            </w:r>
-          </w:p>
-        </w:tc>
-        <w:tc>
-          <w:tcPr/>
-          <w:p>
-            <w:pPr>
-              <w:pStyle w:val="Compact"/>
-            </w:pPr>
-            <w:r>
-              <w:t xml:space="preserve">—</w:t>
-            </w:r>
-          </w:p>
-        </w:tc>
-        <w:tc>
-          <w:tcPr/>
-          <w:p>
-            <w:pPr>
-              <w:pStyle w:val="Compact"/>
-            </w:pPr>
-            <w:r>
-              <w:t xml:space="preserve">—</w:t>
-            </w:r>
-          </w:p>
-        </w:tc>
-      </w:tr>
-      <w:tr>
-        <w:tc>
-          <w:tcPr/>
-          <w:p>
-            <w:pPr>
-              <w:pStyle w:val="Compact"/>
-            </w:pPr>
-            <w:r>
-              <w:rPr>
-                <w:rStyle w:val="VerbatimChar"/>
-              </w:rPr>
-              <w:t xml:space="preserve">split</w:t>
-            </w:r>
           </w:p>
         </w:tc>
         <w:tc>
@@ -10359,10 +10374,13 @@
               <w:rPr>
                 <w:rStyle w:val="VerbatimChar"/>
               </w:rPr>
-              <w:t xml:space="preserve">AnalysisPage.replot</w:t>
-            </w:r>
-            <w:r>
-              <w:t xml:space="preserve">, tests</w:t>
+              <w:t xml:space="preserve">AnalysisPage._split</w:t>
+            </w:r>
+            <w:r>
+              <w:t xml:space="preserve"> </w:t>
+            </w:r>
+            <w:r>
+              <w:t xml:space="preserve">(цвет, маркер, графики рядом), tests</w:t>
             </w:r>
           </w:p>
         </w:tc>
@@ -20068,13 +20086,49 @@
         <w:t xml:space="preserve"> </w:t>
       </w:r>
       <w:r>
-        <w:t xml:space="preserve">— часть «Обработка результатов»; разделы</w:t>
-      </w:r>
-      <w:r>
-        <w:t xml:space="preserve"> </w:t>
-      </w:r>
-      <w:r>
-        <w:t xml:space="preserve">слева —</w:t>
+        <w:t xml:space="preserve">— часть «Обработка результатов», раскладка как</w:t>
+      </w:r>
+      <w:r>
+        <w:t xml:space="preserve"> </w:t>
+      </w:r>
+      <w:r>
+        <w:t xml:space="preserve">в LabPlot (</w:t>
+      </w:r>
+      <w:r>
+        <w:rPr>
+          <w:rStyle w:val="VerbatimChar"/>
+        </w:rPr>
+        <w:t xml:space="preserve">_build</w:t>
+      </w:r>
+      <w:r>
+        <w:t xml:space="preserve">,</w:t>
+      </w:r>
+      <w:r>
+        <w:t xml:space="preserve"> </w:t>
+      </w:r>
+      <w:r>
+        <w:rPr>
+          <w:rStyle w:val="VerbatimChar"/>
+        </w:rPr>
+        <w:t xml:space="preserve">_panel</w:t>
+      </w:r>
+      <w:r>
+        <w:t xml:space="preserve">): слева данные, в середине сводка (</w:t>
+      </w:r>
+      <w:r>
+        <w:rPr>
+          <w:rStyle w:val="VerbatimChar"/>
+        </w:rPr>
+        <w:t xml:space="preserve">_summary</w:t>
+      </w:r>
+      <w:r>
+        <w:t xml:space="preserve">), график и таблица, справа свойства;</w:t>
+      </w:r>
+      <w:r>
+        <w:t xml:space="preserve"> </w:t>
+      </w:r>
+      <w:r>
+        <w:t xml:space="preserve">разделы —</w:t>
       </w:r>
       <w:r>
         <w:t xml:space="preserve"> </w:t>
@@ -20089,7 +20143,7 @@
         <w:t xml:space="preserve"> </w:t>
       </w:r>
       <w:r>
-        <w:t xml:space="preserve">(сворачиваются): источники (</w:t>
+        <w:t xml:space="preserve">(сворачиваются). Источники (</w:t>
       </w:r>
       <w:r>
         <w:rPr>
@@ -20167,6 +20221,27 @@
         <w:t xml:space="preserve">ConditionRow</w:t>
       </w:r>
       <w:r>
+        <w:t xml:space="preserve"> </w:t>
+      </w:r>
+      <w:r>
+        <w:t xml:space="preserve">с числом оставшихся</w:t>
+      </w:r>
+      <w:r>
+        <w:t xml:space="preserve"> </w:t>
+      </w:r>
+      <w:r>
+        <w:t xml:space="preserve">строк,</w:t>
+      </w:r>
+      <w:r>
+        <w:t xml:space="preserve"> </w:t>
+      </w:r>
+      <w:r>
+        <w:rPr>
+          <w:rStyle w:val="VerbatimChar"/>
+        </w:rPr>
+        <w:t xml:space="preserve">add_condition</w:t>
+      </w:r>
+      <w:r>
         <w:t xml:space="preserve">,</w:t>
       </w:r>
       <w:r>
@@ -20176,16 +20251,124 @@
         <w:rPr>
           <w:rStyle w:val="VerbatimChar"/>
         </w:rPr>
-        <w:t xml:space="preserve">add_condition</w:t>
-      </w:r>
-      <w:r>
-        <w:t xml:space="preserve">),</w:t>
-      </w:r>
-      <w:r>
-        <w:t xml:space="preserve"> </w:t>
-      </w:r>
-      <w:r>
-        <w:t xml:space="preserve">график (</w:t>
+        <w:t xml:space="preserve">_select</w:t>
+      </w:r>
+      <w:r>
+        <w:t xml:space="preserve">), кривые (</w:t>
+      </w:r>
+      <w:r>
+        <w:rPr>
+          <w:rStyle w:val="VerbatimChar"/>
+        </w:rPr>
+        <w:t xml:space="preserve">_split</w:t>
+      </w:r>
+      <w:r>
+        <w:t xml:space="preserve"> </w:t>
+      </w:r>
+      <w:r>
+        <w:t xml:space="preserve">→</w:t>
+      </w:r>
+      <w:r>
+        <w:t xml:space="preserve"> </w:t>
+      </w:r>
+      <w:r>
+        <w:rPr>
+          <w:rStyle w:val="VerbatimChar"/>
+        </w:rPr>
+        <w:t xml:space="preserve">Drawn</w:t>
+      </w:r>
+      <w:r>
+        <w:t xml:space="preserve">: график, подпись, номера цвета и маркера;</w:t>
+      </w:r>
+      <w:r>
+        <w:t xml:space="preserve"> </w:t>
+      </w:r>
+      <w:r>
+        <w:t xml:space="preserve">вид —</w:t>
+      </w:r>
+      <w:r>
+        <w:t xml:space="preserve"> </w:t>
+      </w:r>
+      <w:r>
+        <w:rPr>
+          <w:rStyle w:val="VerbatimChar"/>
+        </w:rPr>
+        <w:t xml:space="preserve">_look</w:t>
+      </w:r>
+      <w:r>
+        <w:t xml:space="preserve">, правки —</w:t>
+      </w:r>
+      <w:r>
+        <w:t xml:space="preserve"> </w:t>
+      </w:r>
+      <w:r>
+        <w:rPr>
+          <w:rStyle w:val="VerbatimChar"/>
+        </w:rPr>
+        <w:t xml:space="preserve">styles</w:t>
+      </w:r>
+      <w:r>
+        <w:t xml:space="preserve">,</w:t>
+      </w:r>
+      <w:r>
+        <w:t xml:space="preserve"> </w:t>
+      </w:r>
+      <w:r>
+        <w:rPr>
+          <w:rStyle w:val="VerbatimChar"/>
+        </w:rPr>
+        <w:t xml:space="preserve">set_style</w:t>
+      </w:r>
+      <w:r>
+        <w:t xml:space="preserve">,</w:t>
+      </w:r>
+      <w:r>
+        <w:t xml:space="preserve"> </w:t>
+      </w:r>
+      <w:r>
+        <w:rPr>
+          <w:rStyle w:val="VerbatimChar"/>
+        </w:rPr>
+        <w:t xml:space="preserve">reset_styles</w:t>
+      </w:r>
+      <w:r>
+        <w:t xml:space="preserve">, список —</w:t>
+      </w:r>
+      <w:r>
+        <w:t xml:space="preserve"> </w:t>
+      </w:r>
+      <w:r>
+        <w:rPr>
+          <w:rStyle w:val="VerbatimChar"/>
+        </w:rPr>
+        <w:t xml:space="preserve">_fill_curve_table</w:t>
+      </w:r>
+      <w:r>
+        <w:t xml:space="preserve">,</w:t>
+      </w:r>
+      <w:r>
+        <w:t xml:space="preserve"> </w:t>
+      </w:r>
+      <w:r>
+        <w:rPr>
+          <w:rStyle w:val="VerbatimChar"/>
+        </w:rPr>
+        <w:t xml:space="preserve">_curve_item_changed</w:t>
+      </w:r>
+      <w:r>
+        <w:t xml:space="preserve">,</w:t>
+      </w:r>
+      <w:r>
+        <w:t xml:space="preserve"> </w:t>
+      </w:r>
+      <w:r>
+        <w:rPr>
+          <w:rStyle w:val="VerbatimChar"/>
+        </w:rPr>
+        <w:t xml:space="preserve">_pick_color</w:t>
+      </w:r>
+      <w:r>
+        <w:t xml:space="preserve">), график (</w:t>
       </w:r>
       <w:r>
         <w:rPr>
@@ -20227,10 +20410,22 @@
         <w:rPr>
           <w:rStyle w:val="VerbatimChar"/>
         </w:rPr>
+        <w:t xml:space="preserve">_legend</w:t>
+      </w:r>
+      <w:r>
+        <w:t xml:space="preserve">,</w:t>
+      </w:r>
+      <w:r>
+        <w:t xml:space="preserve"> </w:t>
+      </w:r>
+      <w:r>
+        <w:rPr>
+          <w:rStyle w:val="VerbatimChar"/>
+        </w:rPr>
         <w:t xml:space="preserve">_finish</w:t>
       </w:r>
       <w:r>
-        <w:t xml:space="preserve">; вид —</w:t>
+        <w:t xml:space="preserve">; размеры —</w:t>
       </w:r>
       <w:r>
         <w:t xml:space="preserve"> </w:t>
@@ -20254,7 +20449,40 @@
         <w:t xml:space="preserve">_colors</w:t>
       </w:r>
       <w:r>
-        <w:t xml:space="preserve">), своя кривая и подгонка</w:t>
+        <w:t xml:space="preserve">), своя кривая и подгонка (</w:t>
+      </w:r>
+      <w:r>
+        <w:rPr>
+          <w:rStyle w:val="VerbatimChar"/>
+        </w:rPr>
+        <w:t xml:space="preserve">_fill_parameters</w:t>
+      </w:r>
+      <w:r>
+        <w:t xml:space="preserve">,</w:t>
+      </w:r>
+      <w:r>
+        <w:t xml:space="preserve"> </w:t>
+      </w:r>
+      <w:r>
+        <w:rPr>
+          <w:rStyle w:val="VerbatimChar"/>
+        </w:rPr>
+        <w:t xml:space="preserve">initial_values</w:t>
+      </w:r>
+      <w:r>
+        <w:t xml:space="preserve">,</w:t>
+      </w:r>
+      <w:r>
+        <w:t xml:space="preserve"> </w:t>
+      </w:r>
+      <w:r>
+        <w:rPr>
+          <w:rStyle w:val="VerbatimChar"/>
+        </w:rPr>
+        <w:t xml:space="preserve">_curves</w:t>
+      </w:r>
+      <w:r>
+        <w:t xml:space="preserve">), экспорт</w:t>
       </w:r>
       <w:r>
         <w:t xml:space="preserve"> </w:t>
@@ -20266,7 +20494,7 @@
         <w:rPr>
           <w:rStyle w:val="VerbatimChar"/>
         </w:rPr>
-        <w:t xml:space="preserve">_fill_parameters</w:t>
+        <w:t xml:space="preserve">export</w:t>
       </w:r>
       <w:r>
         <w:t xml:space="preserve">,</w:t>
@@ -20278,7 +20506,7 @@
         <w:rPr>
           <w:rStyle w:val="VerbatimChar"/>
         </w:rPr>
-        <w:t xml:space="preserve">initial_values</w:t>
+        <w:t xml:space="preserve">series_table</w:t>
       </w:r>
       <w:r>
         <w:t xml:space="preserve">,</w:t>
@@ -20290,16 +20518,7 @@
         <w:rPr>
           <w:rStyle w:val="VerbatimChar"/>
         </w:rPr>
-        <w:t xml:space="preserve">_curves</w:t>
-      </w:r>
-      <w:r>
-        <w:t xml:space="preserve">), экспорт (</w:t>
-      </w:r>
-      <w:r>
-        <w:rPr>
-          <w:rStyle w:val="VerbatimChar"/>
-        </w:rPr>
-        <w:t xml:space="preserve">export</w:t>
+        <w:t xml:space="preserve">fit_table</w:t>
       </w:r>
       <w:r>
         <w:t xml:space="preserve">,</w:t>
@@ -20311,7 +20530,16 @@
         <w:rPr>
           <w:rStyle w:val="VerbatimChar"/>
         </w:rPr>
-        <w:t xml:space="preserve">series_table</w:t>
+        <w:t xml:space="preserve">_export_dialog</w:t>
+      </w:r>
+      <w:r>
+        <w:t xml:space="preserve">), настройки в файл (</w:t>
+      </w:r>
+      <w:r>
+        <w:rPr>
+          <w:rStyle w:val="VerbatimChar"/>
+        </w:rPr>
+        <w:t xml:space="preserve">state</w:t>
       </w:r>
       <w:r>
         <w:t xml:space="preserve">,</w:t>
@@ -20323,40 +20551,34 @@
         <w:rPr>
           <w:rStyle w:val="VerbatimChar"/>
         </w:rPr>
-        <w:t xml:space="preserve">fit_table</w:t>
-      </w:r>
-      <w:r>
-        <w:t xml:space="preserve">,</w:t>
-      </w:r>
-      <w:r>
-        <w:t xml:space="preserve"> </w:t>
-      </w:r>
-      <w:r>
-        <w:rPr>
-          <w:rStyle w:val="VerbatimChar"/>
-        </w:rPr>
-        <w:t xml:space="preserve">_export_dialog</w:t>
-      </w:r>
-      <w:r>
-        <w:t xml:space="preserve">), настройки в файл (</w:t>
-      </w:r>
-      <w:r>
-        <w:rPr>
-          <w:rStyle w:val="VerbatimChar"/>
-        </w:rPr>
-        <w:t xml:space="preserve">state</w:t>
-      </w:r>
-      <w:r>
-        <w:t xml:space="preserve">,</w:t>
-      </w:r>
-      <w:r>
-        <w:t xml:space="preserve"> </w:t>
-      </w:r>
-      <w:r>
-        <w:rPr>
-          <w:rStyle w:val="VerbatimChar"/>
-        </w:rPr>
         <w:t xml:space="preserve">set_state</w:t>
+      </w:r>
+      <w:r>
+        <w:t xml:space="preserve">; старое</w:t>
+      </w:r>
+      <w:r>
+        <w:t xml:space="preserve"> </w:t>
+      </w:r>
+      <w:r>
+        <w:rPr>
+          <w:rStyle w:val="VerbatimChar"/>
+        </w:rPr>
+        <w:t xml:space="preserve">series_by</w:t>
+      </w:r>
+      <w:r>
+        <w:t xml:space="preserve"> </w:t>
+      </w:r>
+      <w:r>
+        <w:t xml:space="preserve">читается как</w:t>
+      </w:r>
+      <w:r>
+        <w:t xml:space="preserve"> </w:t>
+      </w:r>
+      <w:r>
+        <w:rPr>
+          <w:rStyle w:val="VerbatimChar"/>
+        </w:rPr>
+        <w:t xml:space="preserve">color_by</w:t>
       </w:r>
       <w:r>
         <w:t xml:space="preserve">);</w:t>
